--- a/docs/02_Guia_del_docente_y_rubrica.docx
+++ b/docs/02_Guia_del_docente_y_rubrica.docx
@@ -606,7 +606,7 @@
                 <w:sz w:val="19"/>
                 <w:szCs w:val="19"/>
               </w:rPr>
-              <w:t xml:space="preserve">Python calcula indicadores; Claude los interpreta</w:t>
+              <w:t>Python calcula indicadores; OpenAI los interpreta</w:t>
             </w:r>
           </w:p>
         </w:tc>
@@ -716,7 +716,7 @@
                 <w:sz w:val="19"/>
                 <w:szCs w:val="19"/>
               </w:rPr>
-              <w:t xml:space="preserve">Redacta una nota breve y clara</w:t>
+              <w:t>Traduce el análisis a una nota clara y didáctica</w:t>
             </w:r>
           </w:p>
         </w:tc>
@@ -824,31 +824,23 @@
           <w:b/>
           <w:bCs/>
         </w:rPr>
-        <w:t xml:space="preserve">Llave de Claude del grupo.</w:t>
-      </w:r>
-      <w:r>
-        <w:t xml:space="preserve"> En la Claude Console crea una llave para el diplomado y configura un </w:t>
-      </w:r>
+        <w:t>Cuenta de OpenAI. Cada alumno crea una OPENAI_API_KEY en OpenAI Platform y la guarda como secreto. El modelo predeterminado es gpt-6-luna por su eficiencia para esta actividad. Revisa disponibilidad, precios y límites vigentes antes de la sesión.</w:t>
+      </w:r>
+      <w:r/>
       <w:r>
         <w:rPr>
           <w:b/>
           <w:bCs/>
         </w:rPr>
-        <w:t xml:space="preserve">límite de gasto</w:t>
-      </w:r>
-      <w:r>
-        <w:t xml:space="preserve">. El modelo predeterminado es </w:t>
-      </w:r>
+      </w:r>
+      <w:r/>
       <w:r>
         <w:rPr>
           <w:rFonts w:ascii="Consolas" w:cs="Consolas" w:eastAsia="Consolas" w:hAnsi="Consolas"/>
           <w:color w:val="0E6F7A"/>
         </w:rPr>
-        <w:t xml:space="preserve">claude-haiku-5-5</w:t>
-      </w:r>
-      <w:r>
-        <w:t xml:space="preserve">, el más económico. Revisa los precios vigentes en la Console antes de definir el límite.</w:t>
-      </w:r>
+      </w:r>
+      <w:r/>
     </w:p>
     <w:p>
       <w:pPr>
@@ -1018,17 +1010,16 @@
           <w:numId w:val="4"/>
         </w:numPr>
         <w:spacing w:after="80"/>
+        <w:ind w:left="605" w:hanging="360"/>
       </w:pPr>
       <w:r>
         <w:rPr>
           <w:b/>
           <w:bCs/>
         </w:rPr>
-        <w:t xml:space="preserve">Decide cómo compartir la llave de Claude</w:t>
-      </w:r>
-      <w:r>
-        <w:t xml:space="preserve"> sin exponerla: por un canal privado, con instrucción de guardarla solo en Secretos. Rótala al terminar el diplomado.</w:t>
-      </w:r>
+        <w:t>Indica a cada alumno que guarde su OPENAI_API_KEY solo en Secretos y que nunca la comparta por chat, código o capturas. Si una llave se expone, debe revocarla y crear otra.</w:t>
+      </w:r>
+      <w:r/>
     </w:p>
     <w:p>
       <w:pPr>
@@ -1048,7 +1039,7 @@
         <w:t xml:space="preserve">⚠️ Atención: </w:t>
       </w:r>
       <w:r>
-        <w:t xml:space="preserve">La API de Claude no es gratuita. El conector MCP no está cubierto por acuerdos de retención cero de datos: indica a los alumnos que no envíen datos personales al bot.</w:t>
+        <w:t>La API de OpenAI genera consumo. Alpha Vantage es un servidor MCP externo: indica a los alumnos que no envíen datos personales al bot y que usen límites de gasto en su proyecto.</w:t>
       </w:r>
     </w:p>
     <w:p>
@@ -1464,7 +1455,7 @@
                 <w:sz w:val="19"/>
                 <w:szCs w:val="19"/>
               </w:rPr>
-              <w:t xml:space="preserve">Guía @BotFather, chat_id y Alpha Vantage. Entrega la llave de Claude por canal privado.</w:t>
+              <w:t>Guía @BotFather, chat_id y Alpha Vantage. Cada alumno usa su propia OPENAI_API_KEY guardada como secreto.</w:t>
             </w:r>
           </w:p>
         </w:tc>
@@ -2462,7 +2453,7 @@
           <w:b/>
           <w:bCs/>
         </w:rPr>
-        <w:t xml:space="preserve">🔴</w:t>
+        <w:t>volatilidad alta</w:t>
       </w:r>
       <w:r>
         <w:t xml:space="preserve">.</w:t>
@@ -3972,6 +3963,8 @@
     <w:p>
       <w:pPr>
         <w:pStyle w:val="Heading2"/>
+        <w:keepNext/>
+        <w:pageBreakBefore/>
       </w:pPr>
       <w:r>
         <w:t xml:space="preserve">Política de uso de IA e integridad académica</w:t>
@@ -3979,15 +3972,11 @@
     </w:p>
     <w:p>
       <w:pPr>
+        <w:keepLines/>
         <w:spacing w:after="120"/>
       </w:pPr>
       <w:r>
         <w:t xml:space="preserve">Se permite usar Claude Code, Codex u otro asistente para ejecutar y personalizar el proyecto, siempre que el alumno lo declare en su entrega y explique con sus palabras qué hizo cada cambio. No se permite entregar capturas de otra persona ni editar capturas.</w:t>
-      </w:r>
-    </w:p>
-    <w:p>
-      <w:r>
-        <w:br w:type="page"/>
       </w:r>
     </w:p>
     <w:p>
@@ -4783,7 +4772,7 @@
                 <w:sz w:val="19"/>
                 <w:szCs w:val="19"/>
               </w:rPr>
-              <w:t xml:space="preserve">Error de la API de Claude</w:t>
+              <w:t>Error de la API de OpenAI</w:t>
             </w:r>
           </w:p>
         </w:tc>
@@ -4837,7 +4826,7 @@
                 <w:sz w:val="19"/>
                 <w:szCs w:val="19"/>
               </w:rPr>
-              <w:t xml:space="preserve">Pide a la docente que revise la llave del grupo</w:t>
+              <w:t>Revisa que OPENAI_API_KEY sea válida y tenga saldo</w:t>
             </w:r>
           </w:p>
         </w:tc>
@@ -5081,7 +5070,7 @@
         <w:t xml:space="preserve">pruebas.yml</w:t>
       </w:r>
       <w:r>
-        <w:t xml:space="preserve"> corre 20 pruebas en simulación en cada subida, sin llaves. Es una buena forma de introducir la idea de integración continua.</w:t>
+        <w:t xml:space="preserve"> corre 22 pruebas en simulación en cada subida, sin llaves. Es una buena forma de introducir la idea de integración continua.</w:t>
       </w:r>
     </w:p>
     <w:p>
@@ -5168,28 +5157,23 @@
           <w:b/>
           <w:bCs/>
         </w:rPr>
-        <w:t xml:space="preserve">Versiones.</w:t>
-      </w:r>
-      <w:r>
-        <w:t xml:space="preserve"> El conector MCP usa el encabezado beta </w:t>
-      </w:r>
+        <w:t>Versiones. La integración usa la Responses API de OpenAI con un servidor MCP remoto mediante server_url. Revisa la compatibilidad del modelo y del servidor antes de cada generación.</w:t>
+      </w:r>
+      <w:r/>
       <w:r>
         <w:rPr>
           <w:rFonts w:ascii="Consolas" w:cs="Consolas" w:eastAsia="Consolas" w:hAnsi="Consolas"/>
           <w:color w:val="0E6F7A"/>
         </w:rPr>
-        <w:t xml:space="preserve">mcp-client-2025-11-20</w:t>
-      </w:r>
-      <w:r>
-        <w:t xml:space="preserve"> de la API de Claude. Al ser beta, revísalo antes de cada generación.</w:t>
-      </w:r>
+      </w:r>
+      <w:r/>
     </w:p>
     <w:p>
       <w:pPr>
         <w:pStyle w:val="Heading2"/>
       </w:pPr>
       <w:r>
-        <w:t xml:space="preserve">Validado al construir el paquete (13/10/2026)</w:t>
+        <w:t>Validado al migrar a OpenAI (22/10/2026)</w:t>
       </w:r>
     </w:p>
     <w:p>
@@ -5202,7 +5186,48 @@
         <w:spacing w:after="60"/>
       </w:pPr>
       <w:r>
-        <w:t xml:space="preserve">20 pruebas automáticas aprobadas en modo simulación, incluida la simulación de una corrida de GitHub Actions con 4 mensajes pendientes y de una copia sin Secrets.</w:t>
+        <w:t>22 pruebas automáticas aprobadas en modo simulación, incluida la simulación de una corrida de GitHub Actions con 4 mensajes pendientes y de una copia sin Secrets.</w:t>
+      </w:r>
+    </w:p>
+    <w:p>
+      <w:pPr>
+        <w:pStyle w:val="ListParagraph"/>
+        <w:numPr>
+          <w:ilvl w:val="0"/>
+          <w:numId w:val="3"/>
+        </w:numPr>
+        <w:spacing w:after="60" w:before="100"/>
+      </w:pPr>
+      <w:r>
+        <w:t>El notebook de Colab se validó en modo simulación.</w:t>
+      </w:r>
+    </w:p>
+    <w:p>
+      <w:pPr>
+        <w:pStyle w:val="ListParagraph"/>
+        <w:numPr>
+          <w:ilvl w:val="0"/>
+          <w:numId w:val="3"/>
+        </w:numPr>
+        <w:spacing w:after="60" w:before="100"/>
+      </w:pPr>
+      <w:r>
+        <w:rPr>
+          <w:b/>
+          <w:bCs/>
+        </w:rPr>
+        <w:t xml:space="preserve">No validado con llaves reales:</w:t>
+      </w:r>
+      <w:r>
+        <w:t xml:space="preserve"> la respuesta del servidor MCP de Alpha Vantage, la ejecución en los servidores de GitHub y los entornos de Claude Code o Codex en la nube. Por eso el ensayo previo (sección 2, paso 3) es indispensable.</w:t>
+      </w:r>
+    </w:p>
+    <w:p>
+      <w:pPr>
+        <w:pStyle w:val="Heading1"/>
+      </w:pPr>
+      <w:r>
+        <w:t xml:space="preserve">Fuentes</w:t>
       </w:r>
     </w:p>
     <w:p>
@@ -5215,8 +5240,17 @@
         <w:spacing w:after="60"/>
       </w:pPr>
       <w:r>
-        <w:t xml:space="preserve">El notebook de Colab se ejecutó completo en modo simulación.</w:t>
-      </w:r>
+        <w:t xml:space="preserve">OpenAI Docs, MCP servers: </w:t>
+      </w:r>
+      <w:hyperlink w:history="1" r:id="rIdy51aobqv8dfp7k38dbxga">
+        <w:r>
+          <w:rPr>
+            <w:rStyle w:val="Hyperlink"/>
+          </w:rPr>
+          <w:br/>
+          <w:t xml:space="preserve">https://developers.openai.com/api/docs/guides/tools-connectors-mcp</w:t>
+        </w:r>
+      </w:hyperlink>
     </w:p>
     <w:p>
       <w:pPr>
@@ -5225,56 +5259,7 @@
           <w:ilvl w:val="0"/>
           <w:numId w:val="3"/>
         </w:numPr>
-        <w:spacing w:after="60"/>
-      </w:pPr>
-      <w:r>
-        <w:rPr>
-          <w:b/>
-          <w:bCs/>
-        </w:rPr>
-        <w:t xml:space="preserve">No validado con llaves reales:</w:t>
-      </w:r>
-      <w:r>
-        <w:t xml:space="preserve"> la respuesta del servidor MCP de Alpha Vantage, la ejecución en los servidores de GitHub y Claude Code o Codex en la nube. Por eso el ensayo previo (sección 2, paso 3) es indispensable.</w:t>
-      </w:r>
-    </w:p>
-    <w:p>
-      <w:pPr>
-        <w:pStyle w:val="Heading1"/>
-      </w:pPr>
-      <w:r>
-        <w:t xml:space="preserve">Fuentes</w:t>
-      </w:r>
-    </w:p>
-    <w:p>
-      <w:pPr>
-        <w:pStyle w:val="ListParagraph"/>
-        <w:numPr>
-          <w:ilvl w:val="0"/>
-          <w:numId w:val="3"/>
-        </w:numPr>
-        <w:spacing w:after="60"/>
-      </w:pPr>
-      <w:r>
-        <w:t xml:space="preserve">Claude Platform Docs, MCP connector: </w:t>
-      </w:r>
-      <w:hyperlink w:history="1" r:id="rIdy51aobqv8dfp7k38dbxga">
-        <w:r>
-          <w:rPr>
-            <w:rStyle w:val="Hyperlink"/>
-          </w:rPr>
-          <w:t xml:space="preserve">https://platform.claude.com/docs/en/agents-and-tools/mcp-connector</w:t>
-        </w:r>
-      </w:hyperlink>
-    </w:p>
-    <w:p>
-      <w:pPr>
-        <w:pStyle w:val="ListParagraph"/>
-        <w:numPr>
-          <w:ilvl w:val="0"/>
-          <w:numId w:val="3"/>
-        </w:numPr>
-        <w:spacing w:after="60"/>
+        <w:spacing w:after="60" w:before="100"/>
       </w:pPr>
       <w:r>
         <w:t xml:space="preserve">Alpha Vantage, servidor MCP oficial: </w:t>
@@ -5482,11 +5467,12 @@
         <w:spacing w:after="120"/>
       </w:pPr>
       <w:r>
-        <w:t xml:space="preserve">Fechas de consulta: 13 de octubre de 2026. Las plataformas cambian con frecuencia; verifica antes de cada generación del diplomado.</w:t>
+        <w:t>Fechas de consulta: 22 de octubre de 2026. Las plataformas cambian con frecuencia; verifica antes de cada generación del diplomado.</w:t>
       </w:r>
     </w:p>
     <w:sectPr>
       <w:footerReference w:type="default" r:id="rId7"/>
+      <w:headerReference w:type="default" r:id="rId8"/>
       <w:pgSz w:w="12240" w:h="15840" w:orient="portrait"/>
       <w:pgMar w:top="1440" w:right="1440" w:bottom="1300" w:left="1440" w:header="708" w:footer="708" w:gutter="0"/>
       <w:pgNumType/>
@@ -5601,6 +5587,16 @@
     </w:p>
   </w:footnote>
 </w:footnotes>
+</file>
+
+<file path=word/header1.xml><?xml version="1.0" encoding="utf-8"?>
+<w:hdr xmlns:m="http://schemas.openxmlformats.org/officeDocument/2006/math" xmlns:mc="http://schemas.openxmlformats.org/markup-compatibility/2006" xmlns:mo="http://schemas.microsoft.com/office/mac/office/2008/main" xmlns:mv="urn:schemas-microsoft-com:mac:vml" xmlns:o="urn:schemas-microsoft-com:office:office" xmlns:r="http://schemas.openxmlformats.org/officeDocument/2006/relationships" xmlns:v="urn:schemas-microsoft-com:vml" xmlns:w10="urn:schemas-microsoft-com:office:word" xmlns:w14="http://schemas.microsoft.com/office/word/2010/wordml" xmlns:w="http://schemas.openxmlformats.org/wordprocessingml/2006/main" xmlns:wne="http://schemas.microsoft.com/office/word/2006/wordml" xmlns:wp14="http://schemas.microsoft.com/office/word/2010/wordprocessingDrawing" xmlns:wp="http://schemas.openxmlformats.org/drawingml/2006/wordprocessingDrawing" xmlns:wpc="http://schemas.microsoft.com/office/word/2010/wordprocessingCanvas" xmlns:wpg="http://schemas.microsoft.com/office/word/2010/wordprocessingGroup" xmlns:wpi="http://schemas.microsoft.com/office/word/2010/wordprocessingInk" xmlns:wps="http://schemas.microsoft.com/office/word/2010/wordprocessingShape" mc:Ignorable="w14 wp14">
+  <w:p>
+    <w:pPr>
+      <w:pStyle w:val="Header"/>
+    </w:pPr>
+  </w:p>
+</w:hdr>
 </file>
 
 <file path=word/numbering.xml><?xml version="1.0" encoding="utf-8"?>

--- a/docs/02_Guia_del_docente_y_rubrica.docx
+++ b/docs/02_Guia_del_docente_y_rubrica.docx
@@ -716,7 +716,7 @@
                 <w:sz w:val="19"/>
                 <w:szCs w:val="19"/>
               </w:rPr>
-              <w:t>Traduce el análisis a una nota clara y didáctica</w:t>
+              <w:t>Vera es clara, breve y honesta; paciente y entusiasta al explicar</w:t>
             </w:r>
           </w:p>
         </w:tc>
@@ -5173,7 +5173,7 @@
         <w:pStyle w:val="Heading2"/>
       </w:pPr>
       <w:r>
-        <w:t>Validado al migrar a OpenAI (22/10/2026)</w:t>
+        <w:t>Validado con OpenAI y ejecución real (23/10/2026)</w:t>
       </w:r>
     </w:p>
     <w:p>
@@ -5216,11 +5216,9 @@
           <w:b/>
           <w:bCs/>
         </w:rPr>
-        <w:t xml:space="preserve">No validado con llaves reales:</w:t>
-      </w:r>
-      <w:r>
-        <w:t xml:space="preserve"> la respuesta del servidor MCP de Alpha Vantage, la ejecución en los servidores de GitHub y los entornos de Claude Code o Codex en la nube. Por eso el ensayo previo (sección 2, paso 3) es indispensable.</w:t>
-      </w:r>
+        <w:t>Validado con llaves reales: OpenAI, Alpha Vantage vía MCP, GitHub Actions y entrega por Telegram funcionaron en una ejecución real. Aún no se probaron los entornos de Claude Code o Codex en la nube; por eso el ensayo previo (sección 2, paso 3) sigue siendo indispensable.</w:t>
+      </w:r>
+      <w:r/>
     </w:p>
     <w:p>
       <w:pPr>
